--- a/MeinMaterial/Besprechungen/Themensuche.docx
+++ b/MeinMaterial/Besprechungen/Themensuche.docx
@@ -617,6 +617,70 @@
       </w:r>
       <w:r>
         <w:t xml:space="preserve"> </w:t>
+      </w:r>
+    </w:p>
+    <w:p/>
+    <w:p>
+      <w:pPr>
+        <w:pStyle w:val="Listenabsatz"/>
+        <w:numPr>
+          <w:ilvl w:val="0"/>
+          <w:numId w:val="2"/>
+        </w:numPr>
+      </w:pPr>
+      <w:r>
+        <w:t>Quelle Visualisierung Gemeinden in Deutschland</w:t>
+      </w:r>
+      <w:r>
+        <w:br/>
+      </w:r>
+      <w:r>
+        <w:t>https://daten.gdz.bkg.bund.de/produkte/vg/vg250_ebenen_0101/aktuell/vg250_01-01.utm32s.gpkg.ebenen.zip</w:t>
+      </w:r>
+      <w:r>
+        <w:t xml:space="preserve"> (</w:t>
+      </w:r>
+      <w:proofErr w:type="spellStart"/>
+      <w:r>
+        <w:t>download</w:t>
+      </w:r>
+      <w:proofErr w:type="spellEnd"/>
+      <w:r>
+        <w:t xml:space="preserve"> </w:t>
+      </w:r>
+      <w:proofErr w:type="gramStart"/>
+      <w:r>
+        <w:t>sobald</w:t>
+      </w:r>
+      <w:proofErr w:type="gramEnd"/>
+      <w:r>
+        <w:t xml:space="preserve"> link gedrückt)</w:t>
+      </w:r>
+      <w:r>
+        <w:br/>
+      </w:r>
+      <w:r>
+        <w:t>https://daten.gdz.bkg.bund.de/produkte/vg/vg250_ebenen_0101/aktuell/</w:t>
+      </w:r>
+      <w:r>
+        <w:t xml:space="preserve"> (Seite)</w:t>
+      </w:r>
+      <w:r>
+        <w:br/>
+      </w:r>
+      <w:r>
+        <w:t>https://gdz.bkg.bund.de/index.php/default/verwaltungsgebiete-1-250-000-stand-01-01-vg250-01-01.html</w:t>
+      </w:r>
+      <w:r>
+        <w:t xml:space="preserve"> (tatsächliche </w:t>
+      </w:r>
+      <w:proofErr w:type="spellStart"/>
+      <w:r>
+        <w:t>website</w:t>
+      </w:r>
+      <w:proofErr w:type="spellEnd"/>
+      <w:r>
+        <w:t>, am besten hier angeben)</w:t>
       </w:r>
     </w:p>
     <w:sectPr>
@@ -634,7 +698,7 @@
   <w:abstractNum w:abstractNumId="0" w15:restartNumberingAfterBreak="0">
     <w:nsid w:val="453124B9"/>
     <w:multiLevelType w:val="hybridMultilevel"/>
-    <w:tmpl w:val="F3CA35AC"/>
+    <w:tmpl w:val="45B48A00"/>
     <w:lvl w:ilvl="0" w:tplc="04070001">
       <w:start w:val="1"/>
       <w:numFmt w:val="bullet"/>
